--- a/backend/report-templates/Default Template.docx
+++ b/backend/report-templates/Default Template.docx
@@ -1814,6 +1814,14 @@
           <w:lang w:val="en-CA"/>
         </w:rPr>
         <w:t>Following vulnerabilities have been discovered:</w:t>
+      </w:r>
+    </w:p>
+    <w:p>
+      <w:pPr>
+        <w:jc w:val="center"/>
+      </w:pPr>
+      <w:r>
+        <w:t xml:space="preserve">{@findings | pieChart:'Vulnerabilities by severity'}</w:t>
       </w:r>
     </w:p>
     <w:p>
@@ -6557,6 +6565,65 @@
       <w:lang w:val="en-US"/>
     </w:rPr>
   </w:style>
+  <w:style w:type="table" w:customStyle="1" w:styleId="CapStyle">
+    <w:name w:val="CapStyle"/>
+    <w:basedOn w:val="TableNormal"/>
+    <w:uiPriority w:val="99"/>
+    <w:qFormat/>
+    <w:pPr>
+      <w:spacing w:after="0" w:line="240" w:lineRule="auto"/>
+    </w:pPr>
+    <w:rPr>
+      <w:rFonts w:ascii="Calibri" w:eastAsiaTheme="minorEastAsia" w:hAnsi="Calibri"/>
+      <w:sz w:val="20"/>
+      <w:szCs w:val="20"/>
+      <w:lang w:val="en-US" w:bidi="en-US"/>
+    </w:rPr>
+    <w:tblPr>
+      <w:tblBorders>
+        <w:top w:val="single" w:sz="4" w:space="0" w:color="auto"/>
+        <w:left w:val="single" w:sz="4" w:space="0" w:color="auto"/>
+        <w:bottom w:val="single" w:sz="4" w:space="0" w:color="auto"/>
+        <w:right w:val="single" w:sz="4" w:space="0" w:color="auto"/>
+        <w:insideH w:val="single" w:sz="4" w:space="0" w:color="auto"/>
+        <w:insideV w:val="single" w:sz="4" w:space="0" w:color="auto"/>
+      </w:tblBorders>
+    </w:tblPr>
+    <w:tcPr>
+      <w:tcMar>
+        <w:top w:w="57" w:type="dxa"/>
+        <w:left w:w="142" w:type="dxa"/>
+        <w:bottom w:w="57" w:type="dxa"/>
+        <w:right w:w="142" w:type="dxa"/>
+      </w:tcMar>
+    </w:tcPr>
+    <w:tblStylePr w:type="firstRow">
+      <w:rPr>
+        <w:rFonts w:asciiTheme="minorHAnsi" w:hAnsiTheme="minorHAnsi"/>
+        <w:b/>
+        <w:color w:val="FFFFFF" w:themeColor="background1"/>
+        <w:sz w:val="22"/>
+      </w:rPr>
+      <w:tblPr/>
+      <w:tcPr>
+        <w:tcBorders>
+          <w:top w:val="single" w:sz="4" w:space="0" w:color="auto"/>
+          <w:left w:val="single" w:sz="4" w:space="0" w:color="auto"/>
+          <w:bottom w:val="single" w:sz="4" w:space="0" w:color="auto"/>
+          <w:right w:val="single" w:sz="4" w:space="0" w:color="auto"/>
+          <w:insideH w:val="single" w:sz="4" w:space="0" w:color="auto"/>
+          <w:insideV w:val="single" w:sz="4" w:space="0" w:color="auto"/>
+        </w:tcBorders>
+        <w:shd w:val="clear" w:color="auto" w:fill="0070C0"/>
+        <w:tcMar>
+          <w:top w:w="57" w:type="dxa"/>
+          <w:left w:w="142" w:type="dxa"/>
+          <w:bottom w:w="57" w:type="dxa"/>
+          <w:right w:w="142" w:type="dxa"/>
+        </w:tcMar>
+      </w:tcPr>
+    </w:tblStylePr>
+  </w:style>
 </w:styles>
 </file>
 
